--- a/content/换届选举/2026-07-25-material-sd1jhb/template.docx
+++ b/content/换届选举/2026-07-25-material-sd1jhb/template.docx
@@ -18,8 +18,10 @@
           <w:b w:val="0"/>
           <w:sz w:val="44"/>
         </w:rPr>
-        <w:t>换届选举材料（十八） | 换届选举结果的批复参考</w:t>
-      </w:r>
+        <w:t>换届选举材料（十八） | 换届选举结果的批复</w:t>
+      </w:r>
+      <w:bookmarkStart w:id="0" w:name="_GoBack"/>
+      <w:bookmarkEnd w:id="0"/>
       <w:r>
         <w:rPr>
           <w:rFonts w:hint="eastAsia" w:ascii="方正小标宋简体" w:hAnsi="方正小标宋简体" w:eastAsia="方正小标宋简体" w:cs="方正小标宋简体"/>
@@ -164,8 +166,6 @@
         </w:rPr>
         <w:t>予以批准。</w:t>
       </w:r>
-      <w:bookmarkStart w:id="0" w:name="_GoBack"/>
-      <w:bookmarkEnd w:id="0"/>
     </w:p>
     <w:p>
       <w:pPr>
@@ -374,7 +374,7 @@
     <w:lsdException w:qFormat="1" w:unhideWhenUsed="0" w:uiPriority="0" w:semiHidden="0" w:name="Title"/>
     <w:lsdException w:unhideWhenUsed="0" w:uiPriority="0" w:semiHidden="0" w:name="Closing"/>
     <w:lsdException w:unhideWhenUsed="0" w:uiPriority="0" w:semiHidden="0" w:name="Signature"/>
-    <w:lsdException w:unhideWhenUsed="0" w:uiPriority="0" w:name="Default Paragraph Font"/>
+    <w:lsdException w:qFormat="1" w:unhideWhenUsed="0" w:uiPriority="0" w:name="Default Paragraph Font"/>
     <w:lsdException w:unhideWhenUsed="0" w:uiPriority="0" w:semiHidden="0" w:name="Body Text"/>
     <w:lsdException w:unhideWhenUsed="0" w:uiPriority="0" w:semiHidden="0" w:name="Body Text Indent"/>
     <w:lsdException w:unhideWhenUsed="0" w:uiPriority="0" w:semiHidden="0" w:name="List Continue"/>
@@ -567,6 +567,7 @@
       <w:jc w:val="both"/>
     </w:pPr>
     <w:rPr>
+      <w:rFonts w:asciiTheme="minorHAnsi" w:hAnsiTheme="minorHAnsi" w:eastAsiaTheme="minorEastAsia" w:cstheme="minorBidi"/>
       <w:sz w:val="21"/>
       <w:szCs w:val="22"/>
     </w:rPr>
@@ -574,6 +575,7 @@
   <w:style w:type="character" w:default="1" w:styleId="3">
     <w:name w:val="Default Paragraph Font"/>
     <w:semiHidden/>
+    <w:qFormat/>
     <w:uiPriority w:val="0"/>
   </w:style>
   <w:style w:type="table" w:default="1" w:styleId="2">
